--- a/2_Practica NFR24L01_EnvioYLed/Documentacion.docx
+++ b/2_Practica NFR24L01_EnvioYLed/Documentacion.docx
@@ -33,19 +33,7 @@
         <w:rPr>
           <w:rFonts w:ascii="Arial" w:hAnsi="Arial" w:cs="Arial"/>
         </w:rPr>
-        <w:t xml:space="preserve">Fecha: </w:t>
-      </w:r>
-      <w:r>
-        <w:rPr>
-          <w:rFonts w:ascii="Arial" w:hAnsi="Arial" w:cs="Arial"/>
-        </w:rPr>
-        <w:t>11</w:t>
-      </w:r>
-      <w:r>
-        <w:rPr>
-          <w:rFonts w:ascii="Arial" w:hAnsi="Arial" w:cs="Arial"/>
-        </w:rPr>
-        <w:t>/03/2026</w:t>
+        <w:t>Fecha: 11/03/2026</w:t>
       </w:r>
     </w:p>
     <w:p>
@@ -105,7 +93,7 @@
         <w:rPr>
           <w:lang w:val="es-ES"/>
         </w:rPr>
-        <w:id w:val="1565144341"/>
+        <w:id w:val="1276287933"/>
         <w:docPartObj>
           <w:docPartGallery w:val="Table of Contents"/>
           <w:docPartUnique/>
@@ -161,7 +149,7 @@
           <w:r>
             <w:fldChar w:fldCharType="separate"/>
           </w:r>
-          <w:hyperlink w:anchor="_Toc224144345" w:history="1">
+          <w:hyperlink w:anchor="_Toc224146593" w:history="1">
             <w:r>
               <w:rPr>
                 <w:rStyle w:val="Hipervnculo"/>
@@ -170,7 +158,7 @@
                 <w:bCs/>
                 <w:noProof/>
               </w:rPr>
-              <w:t>Descripción de la ESP32</w:t>
+              <w:t>Descripción del NRF24L01</w:t>
             </w:r>
             <w:r>
               <w:rPr>
@@ -191,7 +179,7 @@
                 <w:noProof/>
                 <w:webHidden/>
               </w:rPr>
-              <w:instrText xml:space="preserve"> PAGEREF _Toc224144345 \h </w:instrText>
+              <w:instrText xml:space="preserve"> PAGEREF _Toc224146593 \h </w:instrText>
             </w:r>
             <w:r>
               <w:rPr>
@@ -236,7 +224,7 @@
               <w:lang w:eastAsia="es-MX"/>
             </w:rPr>
           </w:pPr>
-          <w:hyperlink w:anchor="_Toc224144346" w:history="1">
+          <w:hyperlink w:anchor="_Toc224146594" w:history="1">
             <w:r>
               <w:rPr>
                 <w:rStyle w:val="Hipervnculo"/>
@@ -245,7 +233,7 @@
                 <w:bCs/>
                 <w:noProof/>
               </w:rPr>
-              <w:t>Descripción del NRF24L01</w:t>
+              <w:t>Diferencias entre NRF24L01 “normal” y versiones PA+LNA / con antena externa</w:t>
             </w:r>
             <w:r>
               <w:rPr>
@@ -266,7 +254,7 @@
                 <w:noProof/>
                 <w:webHidden/>
               </w:rPr>
-              <w:instrText xml:space="preserve"> PAGEREF _Toc224144346 \h </w:instrText>
+              <w:instrText xml:space="preserve"> PAGEREF _Toc224146594 \h </w:instrText>
             </w:r>
             <w:r>
               <w:rPr>
@@ -286,7 +274,7 @@
                 <w:noProof/>
                 <w:webHidden/>
               </w:rPr>
-              <w:t>1</w:t>
+              <w:t>2</w:t>
             </w:r>
             <w:r>
               <w:rPr>
@@ -311,7 +299,7 @@
               <w:lang w:eastAsia="es-MX"/>
             </w:rPr>
           </w:pPr>
-          <w:hyperlink w:anchor="_Toc224144347" w:history="1">
+          <w:hyperlink w:anchor="_Toc224146595" w:history="1">
             <w:r>
               <w:rPr>
                 <w:rStyle w:val="Hipervnculo"/>
@@ -320,7 +308,7 @@
                 <w:bCs/>
                 <w:noProof/>
               </w:rPr>
-              <w:t>Diferencias entre NRF24L01 “normal” y versiones PA+LNA / con antena externa</w:t>
+              <w:t>Componentes de electrónica discreta (LED, botón, resistencias)</w:t>
             </w:r>
             <w:r>
               <w:rPr>
@@ -341,7 +329,7 @@
                 <w:noProof/>
                 <w:webHidden/>
               </w:rPr>
-              <w:instrText xml:space="preserve"> PAGEREF _Toc224144347 \h </w:instrText>
+              <w:instrText xml:space="preserve"> PAGEREF _Toc224146595 \h </w:instrText>
             </w:r>
             <w:r>
               <w:rPr>
@@ -386,7 +374,7 @@
               <w:lang w:eastAsia="es-MX"/>
             </w:rPr>
           </w:pPr>
-          <w:hyperlink w:anchor="_Toc224144348" w:history="1">
+          <w:hyperlink w:anchor="_Toc224146596" w:history="1">
             <w:r>
               <w:rPr>
                 <w:rStyle w:val="Hipervnculo"/>
@@ -395,7 +383,7 @@
                 <w:bCs/>
                 <w:noProof/>
               </w:rPr>
-              <w:t>Componentes de electrónica discreta (LED, botón, resistencias)</w:t>
+              <w:t>Materiales que usamos</w:t>
             </w:r>
             <w:r>
               <w:rPr>
@@ -416,7 +404,7 @@
                 <w:noProof/>
                 <w:webHidden/>
               </w:rPr>
-              <w:instrText xml:space="preserve"> PAGEREF _Toc224144348 \h </w:instrText>
+              <w:instrText xml:space="preserve"> PAGEREF _Toc224146596 \h </w:instrText>
             </w:r>
             <w:r>
               <w:rPr>
@@ -461,7 +449,7 @@
               <w:lang w:eastAsia="es-MX"/>
             </w:rPr>
           </w:pPr>
-          <w:hyperlink w:anchor="_Toc224144349" w:history="1">
+          <w:hyperlink w:anchor="_Toc224146597" w:history="1">
             <w:r>
               <w:rPr>
                 <w:rStyle w:val="Hipervnculo"/>
@@ -470,7 +458,7 @@
                 <w:bCs/>
                 <w:noProof/>
               </w:rPr>
-              <w:t>Materiales que usamos</w:t>
+              <w:t>Tablas de conexión (Diagrama de conexion)</w:t>
             </w:r>
             <w:r>
               <w:rPr>
@@ -491,7 +479,7 @@
                 <w:noProof/>
                 <w:webHidden/>
               </w:rPr>
-              <w:instrText xml:space="preserve"> PAGEREF _Toc224144349 \h </w:instrText>
+              <w:instrText xml:space="preserve"> PAGEREF _Toc224146597 \h </w:instrText>
             </w:r>
             <w:r>
               <w:rPr>
@@ -511,7 +499,7 @@
                 <w:noProof/>
                 <w:webHidden/>
               </w:rPr>
-              <w:t>2</w:t>
+              <w:t>3</w:t>
             </w:r>
             <w:r>
               <w:rPr>
@@ -536,7 +524,7 @@
               <w:lang w:eastAsia="es-MX"/>
             </w:rPr>
           </w:pPr>
-          <w:hyperlink w:anchor="_Toc224144350" w:history="1">
+          <w:hyperlink w:anchor="_Toc224146598" w:history="1">
             <w:r>
               <w:rPr>
                 <w:rStyle w:val="Hipervnculo"/>
@@ -545,7 +533,7 @@
                 <w:bCs/>
                 <w:noProof/>
               </w:rPr>
-              <w:t>Tablas de conexión</w:t>
+              <w:t>Código comentado (ESP32 -- ESP32):</w:t>
             </w:r>
             <w:r>
               <w:rPr>
@@ -566,7 +554,7 @@
                 <w:noProof/>
                 <w:webHidden/>
               </w:rPr>
-              <w:instrText xml:space="preserve"> PAGEREF _Toc224144350 \h </w:instrText>
+              <w:instrText xml:space="preserve"> PAGEREF _Toc224146598 \h </w:instrText>
             </w:r>
             <w:r>
               <w:rPr>
@@ -586,7 +574,7 @@
                 <w:noProof/>
                 <w:webHidden/>
               </w:rPr>
-              <w:t>3</w:t>
+              <w:t>4</w:t>
             </w:r>
             <w:r>
               <w:rPr>
@@ -611,7 +599,7 @@
               <w:lang w:eastAsia="es-MX"/>
             </w:rPr>
           </w:pPr>
-          <w:hyperlink w:anchor="_Toc224144351" w:history="1">
+          <w:hyperlink w:anchor="_Toc224146599" w:history="1">
             <w:r>
               <w:rPr>
                 <w:rStyle w:val="Hipervnculo"/>
@@ -620,7 +608,7 @@
                 <w:bCs/>
                 <w:noProof/>
               </w:rPr>
-              <w:t>Código comentado (ESP32 -- ESP32):</w:t>
+              <w:t>Procedimiento de prueba (paso a paso)</w:t>
             </w:r>
             <w:r>
               <w:rPr>
@@ -641,7 +629,7 @@
                 <w:noProof/>
                 <w:webHidden/>
               </w:rPr>
-              <w:instrText xml:space="preserve"> PAGEREF _Toc224144351 \h </w:instrText>
+              <w:instrText xml:space="preserve"> PAGEREF _Toc224146599 \h </w:instrText>
             </w:r>
             <w:r>
               <w:rPr>
@@ -661,7 +649,7 @@
                 <w:noProof/>
                 <w:webHidden/>
               </w:rPr>
-              <w:t>4</w:t>
+              <w:t>7</w:t>
             </w:r>
             <w:r>
               <w:rPr>
@@ -686,7 +674,7 @@
               <w:lang w:eastAsia="es-MX"/>
             </w:rPr>
           </w:pPr>
-          <w:hyperlink w:anchor="_Toc224144352" w:history="1">
+          <w:hyperlink w:anchor="_Toc224146600" w:history="1">
             <w:r>
               <w:rPr>
                 <w:rStyle w:val="Hipervnculo"/>
@@ -695,7 +683,7 @@
                 <w:bCs/>
                 <w:noProof/>
               </w:rPr>
-              <w:t>Procedimiento de prueba (paso a paso)</w:t>
+              <w:t>Conclusiones personales</w:t>
             </w:r>
             <w:r>
               <w:rPr>
@@ -716,7 +704,7 @@
                 <w:noProof/>
                 <w:webHidden/>
               </w:rPr>
-              <w:instrText xml:space="preserve"> PAGEREF _Toc224144352 \h </w:instrText>
+              <w:instrText xml:space="preserve"> PAGEREF _Toc224146600 \h </w:instrText>
             </w:r>
             <w:r>
               <w:rPr>
@@ -736,7 +724,7 @@
                 <w:noProof/>
                 <w:webHidden/>
               </w:rPr>
-              <w:t>7</w:t>
+              <w:t>8</w:t>
             </w:r>
             <w:r>
               <w:rPr>
@@ -761,7 +749,7 @@
               <w:lang w:eastAsia="es-MX"/>
             </w:rPr>
           </w:pPr>
-          <w:hyperlink w:anchor="_Toc224144353" w:history="1">
+          <w:hyperlink w:anchor="_Toc224146601" w:history="1">
             <w:r>
               <w:rPr>
                 <w:rStyle w:val="Hipervnculo"/>
@@ -770,7 +758,7 @@
                 <w:bCs/>
                 <w:noProof/>
               </w:rPr>
-              <w:t>Conclusiones personales:</w:t>
+              <w:t>URL a GitHub:</w:t>
             </w:r>
             <w:r>
               <w:rPr>
@@ -791,7 +779,7 @@
                 <w:noProof/>
                 <w:webHidden/>
               </w:rPr>
-              <w:instrText xml:space="preserve"> PAGEREF _Toc224144353 \h </w:instrText>
+              <w:instrText xml:space="preserve"> PAGEREF _Toc224146601 \h </w:instrText>
             </w:r>
             <w:r>
               <w:rPr>
@@ -811,7 +799,7 @@
                 <w:noProof/>
                 <w:webHidden/>
               </w:rPr>
-              <w:t>7</w:t>
+              <w:t>8</w:t>
             </w:r>
             <w:r>
               <w:rPr>
@@ -836,7 +824,7 @@
               <w:lang w:eastAsia="es-MX"/>
             </w:rPr>
           </w:pPr>
-          <w:hyperlink w:anchor="_Toc224144354" w:history="1">
+          <w:hyperlink w:anchor="_Toc224146602" w:history="1">
             <w:r>
               <w:rPr>
                 <w:rStyle w:val="Hipervnculo"/>
@@ -845,7 +833,7 @@
                 <w:bCs/>
                 <w:noProof/>
               </w:rPr>
-              <w:t>URL a GitHub:</w:t>
+              <w:t>URL a evidencia en video:</w:t>
             </w:r>
             <w:r>
               <w:rPr>
@@ -866,7 +854,7 @@
                 <w:noProof/>
                 <w:webHidden/>
               </w:rPr>
-              <w:instrText xml:space="preserve"> PAGEREF _Toc224144354 \h </w:instrText>
+              <w:instrText xml:space="preserve"> PAGEREF _Toc224146602 \h </w:instrText>
             </w:r>
             <w:r>
               <w:rPr>
@@ -911,7 +899,7 @@
               <w:lang w:eastAsia="es-MX"/>
             </w:rPr>
           </w:pPr>
-          <w:hyperlink w:anchor="_Toc224144355" w:history="1">
+          <w:hyperlink w:anchor="_Toc224146603" w:history="1">
             <w:r>
               <w:rPr>
                 <w:rStyle w:val="Hipervnculo"/>
@@ -920,7 +908,7 @@
                 <w:bCs/>
                 <w:noProof/>
               </w:rPr>
-              <w:t>URL a evidencia en video:</w:t>
+              <w:t>Evidencia fotos:</w:t>
             </w:r>
             <w:r>
               <w:rPr>
@@ -941,7 +929,7 @@
                 <w:noProof/>
                 <w:webHidden/>
               </w:rPr>
-              <w:instrText xml:space="preserve"> PAGEREF _Toc224144355 \h </w:instrText>
+              <w:instrText xml:space="preserve"> PAGEREF _Toc224146603 \h </w:instrText>
             </w:r>
             <w:r>
               <w:rPr>
@@ -961,7 +949,7 @@
                 <w:noProof/>
                 <w:webHidden/>
               </w:rPr>
-              <w:t>8</w:t>
+              <w:t>9</w:t>
             </w:r>
             <w:r>
               <w:rPr>
@@ -974,100 +962,12 @@
         </w:p>
         <w:p>
           <w:pPr>
-            <w:pStyle w:val="TDC1"/>
-            <w:tabs>
-              <w:tab w:val="right" w:leader="dot" w:pos="8828"/>
-            </w:tabs>
             <w:rPr>
-              <w:rFonts w:eastAsiaTheme="minorEastAsia"/>
-              <w:noProof/>
-              <w:sz w:val="24"/>
-              <w:szCs w:val="24"/>
-              <w:lang w:eastAsia="es-MX"/>
+              <w:b/>
+              <w:bCs/>
+              <w:lang w:val="es-ES"/>
             </w:rPr>
           </w:pPr>
-          <w:hyperlink w:anchor="_Toc224144356" w:history="1">
-            <w:r>
-              <w:rPr>
-                <w:rStyle w:val="Hipervnculo"/>
-                <w:rFonts w:ascii="Arial" w:hAnsi="Arial" w:cs="Arial"/>
-                <w:b/>
-                <w:bCs/>
-                <w:noProof/>
-              </w:rPr>
-              <w:t>Evidencia fot</w:t>
-            </w:r>
-            <w:r>
-              <w:rPr>
-                <w:rStyle w:val="Hipervnculo"/>
-                <w:rFonts w:ascii="Arial" w:hAnsi="Arial" w:cs="Arial"/>
-                <w:b/>
-                <w:bCs/>
-                <w:noProof/>
-              </w:rPr>
-              <w:t>o</w:t>
-            </w:r>
-            <w:r>
-              <w:rPr>
-                <w:rStyle w:val="Hipervnculo"/>
-                <w:rFonts w:ascii="Arial" w:hAnsi="Arial" w:cs="Arial"/>
-                <w:b/>
-                <w:bCs/>
-                <w:noProof/>
-              </w:rPr>
-              <w:t>s:</w:t>
-            </w:r>
-            <w:r>
-              <w:rPr>
-                <w:noProof/>
-                <w:webHidden/>
-              </w:rPr>
-              <w:tab/>
-            </w:r>
-            <w:r>
-              <w:rPr>
-                <w:noProof/>
-                <w:webHidden/>
-              </w:rPr>
-              <w:fldChar w:fldCharType="begin"/>
-            </w:r>
-            <w:r>
-              <w:rPr>
-                <w:noProof/>
-                <w:webHidden/>
-              </w:rPr>
-              <w:instrText xml:space="preserve"> PAGEREF _Toc224144356 \h </w:instrText>
-            </w:r>
-            <w:r>
-              <w:rPr>
-                <w:noProof/>
-                <w:webHidden/>
-              </w:rPr>
-            </w:r>
-            <w:r>
-              <w:rPr>
-                <w:noProof/>
-                <w:webHidden/>
-              </w:rPr>
-              <w:fldChar w:fldCharType="separate"/>
-            </w:r>
-            <w:r>
-              <w:rPr>
-                <w:noProof/>
-                <w:webHidden/>
-              </w:rPr>
-              <w:t>8</w:t>
-            </w:r>
-            <w:r>
-              <w:rPr>
-                <w:noProof/>
-                <w:webHidden/>
-              </w:rPr>
-              <w:fldChar w:fldCharType="end"/>
-            </w:r>
-          </w:hyperlink>
-        </w:p>
-        <w:p>
           <w:r>
             <w:rPr>
               <w:b/>
@@ -1080,11 +980,126 @@
       </w:sdtContent>
     </w:sdt>
     <w:p>
-      <w:pPr>
+      <w:r>
         <w:rPr>
           <w:rFonts w:ascii="Arial" w:hAnsi="Arial" w:cs="Arial"/>
-        </w:rPr>
-      </w:pPr>
+          <w:b/>
+          <w:bCs/>
+          <w:sz w:val="24"/>
+          <w:szCs w:val="24"/>
+        </w:rPr>
+        <w:t xml:space="preserve">Descripción de la ESP32 </w:t>
+      </w:r>
+    </w:p>
+    <w:p>
+      <w:pPr>
+        <w:rPr>
+          <w:rFonts w:ascii="Arial" w:hAnsi="Arial" w:cs="Arial"/>
+        </w:rPr>
+      </w:pPr>
+      <w:r>
+        <w:rPr>
+          <w:rFonts w:ascii="Arial" w:hAnsi="Arial" w:cs="Arial"/>
+        </w:rPr>
+        <w:t xml:space="preserve">La ESP32 es un </w:t>
+      </w:r>
+      <w:proofErr w:type="spellStart"/>
+      <w:r>
+        <w:rPr>
+          <w:rFonts w:ascii="Arial" w:hAnsi="Arial" w:cs="Arial"/>
+        </w:rPr>
+        <w:t>SoC</w:t>
+      </w:r>
+      <w:proofErr w:type="spellEnd"/>
+      <w:r>
+        <w:rPr>
+          <w:rFonts w:ascii="Arial" w:hAnsi="Arial" w:cs="Arial"/>
+        </w:rPr>
+        <w:t xml:space="preserve"> con MCU dual</w:t>
+      </w:r>
+      <w:r>
+        <w:rPr>
+          <w:rFonts w:ascii="Arial" w:hAnsi="Arial" w:cs="Arial"/>
+        </w:rPr>
+        <w:noBreakHyphen/>
+      </w:r>
+      <w:proofErr w:type="spellStart"/>
+      <w:r>
+        <w:rPr>
+          <w:rFonts w:ascii="Arial" w:hAnsi="Arial" w:cs="Arial"/>
+        </w:rPr>
+        <w:t>core</w:t>
+      </w:r>
+      <w:proofErr w:type="spellEnd"/>
+      <w:r>
+        <w:rPr>
+          <w:rFonts w:ascii="Arial" w:hAnsi="Arial" w:cs="Arial"/>
+        </w:rPr>
+        <w:t xml:space="preserve"> </w:t>
+      </w:r>
+      <w:proofErr w:type="spellStart"/>
+      <w:r>
+        <w:rPr>
+          <w:rFonts w:ascii="Arial" w:hAnsi="Arial" w:cs="Arial"/>
+        </w:rPr>
+        <w:t>Tensilica</w:t>
+      </w:r>
+      <w:proofErr w:type="spellEnd"/>
+      <w:r>
+        <w:rPr>
+          <w:rFonts w:ascii="Arial" w:hAnsi="Arial" w:cs="Arial"/>
+        </w:rPr>
+        <w:t xml:space="preserve"> LX6 (hasta ~240 MHz), </w:t>
+      </w:r>
+      <w:proofErr w:type="spellStart"/>
+      <w:r>
+        <w:rPr>
+          <w:rFonts w:ascii="Arial" w:hAnsi="Arial" w:cs="Arial"/>
+        </w:rPr>
+        <w:t>WiFi</w:t>
+      </w:r>
+      <w:proofErr w:type="spellEnd"/>
+      <w:r>
+        <w:rPr>
+          <w:rFonts w:ascii="Arial" w:hAnsi="Arial" w:cs="Arial"/>
+        </w:rPr>
+        <w:t xml:space="preserve"> 2.4 GHz y Bluetooth BLE integrados, </w:t>
+      </w:r>
+      <w:proofErr w:type="spellStart"/>
+      <w:r>
+        <w:rPr>
+          <w:rFonts w:ascii="Arial" w:hAnsi="Arial" w:cs="Arial"/>
+        </w:rPr>
+        <w:t>GPIOs</w:t>
+      </w:r>
+      <w:proofErr w:type="spellEnd"/>
+      <w:r>
+        <w:rPr>
+          <w:rFonts w:ascii="Arial" w:hAnsi="Arial" w:cs="Arial"/>
+        </w:rPr>
+        <w:t xml:space="preserve"> multifunción, ADC/DAC, I²C, SPI, UART, PWM, etc. Para esta práctica la usamos como controlador SPI del NRF24L01 y para manejar la entrada del botón (TX) y la salida del LED (RX).</w:t>
+      </w:r>
+      <w:r>
+        <w:rPr>
+          <w:rFonts w:ascii="Arial" w:hAnsi="Arial" w:cs="Arial"/>
+        </w:rPr>
+        <w:br/>
+        <w:t>SPI típico en ESP32 (VSPI): SCK=GPIO18, MISO=GPIO19, MOSI=GPIO23, SS(=</w:t>
+      </w:r>
+      <w:proofErr w:type="gramStart"/>
+      <w:r>
+        <w:rPr>
+          <w:rFonts w:ascii="Arial" w:hAnsi="Arial" w:cs="Arial"/>
+        </w:rPr>
+        <w:t>CSN)=</w:t>
+      </w:r>
+      <w:proofErr w:type="gramEnd"/>
+      <w:r>
+        <w:rPr>
+          <w:rFonts w:ascii="Arial" w:hAnsi="Arial" w:cs="Arial"/>
+        </w:rPr>
+        <w:t>GPIO5. CE es un GPIO libre (usaremos GPIO4).</w:t>
+      </w:r>
     </w:p>
     <w:p>
       <w:pPr>
@@ -1098,7 +1113,7 @@
           <w:szCs w:val="24"/>
         </w:rPr>
       </w:pPr>
-      <w:bookmarkStart w:id="0" w:name="_Toc224144345"/>
+      <w:bookmarkStart w:id="0" w:name="_Toc224146593"/>
       <w:r>
         <w:rPr>
           <w:rFonts w:ascii="Arial" w:eastAsiaTheme="minorHAnsi" w:hAnsi="Arial" w:cs="Arial"/>
@@ -1108,7 +1123,7 @@
           <w:sz w:val="24"/>
           <w:szCs w:val="24"/>
         </w:rPr>
-        <w:t>Descripción de la ESP32</w:t>
+        <w:t>Descripción del NRF24L01</w:t>
       </w:r>
       <w:bookmarkEnd w:id="0"/>
       <w:r>
@@ -1133,104 +1148,27 @@
         <w:rPr>
           <w:rFonts w:ascii="Arial" w:hAnsi="Arial" w:cs="Arial"/>
         </w:rPr>
-        <w:t xml:space="preserve">La ESP32 es un </w:t>
+        <w:t xml:space="preserve">El NRF24L01+ es un transceptor de 2.4 GHz (ISM) con interfaz SPI, </w:t>
       </w:r>
       <w:proofErr w:type="spellStart"/>
       <w:r>
         <w:rPr>
           <w:rFonts w:ascii="Arial" w:hAnsi="Arial" w:cs="Arial"/>
         </w:rPr>
-        <w:t>SoC</w:t>
+        <w:t>payload</w:t>
       </w:r>
       <w:proofErr w:type="spellEnd"/>
       <w:r>
         <w:rPr>
           <w:rFonts w:ascii="Arial" w:hAnsi="Arial" w:cs="Arial"/>
         </w:rPr>
-        <w:t xml:space="preserve"> con MCU dual</w:t>
+        <w:t xml:space="preserve"> hasta 32 bytes, 6 pipes de recepción con direcciones, auto-ACK y reintentos, 125 canales (0–124) y tasas de datos de 250 kbps, 1 Mbps y 2 Mbps. Para maximizar alcance/robustez usamos canal fijo y, si se desea, 250 kbps. Se alimenta a 3.3 V (nunca 5 V). Es muy recomendable desacoplar con un capacitor de 10–47 µF entre 3.3 V y GND del módulo.</w:t>
       </w:r>
       <w:r>
         <w:rPr>
           <w:rFonts w:ascii="Arial" w:hAnsi="Arial" w:cs="Arial"/>
         </w:rPr>
-        <w:noBreakHyphen/>
-      </w:r>
-      <w:proofErr w:type="spellStart"/>
-      <w:r>
-        <w:rPr>
-          <w:rFonts w:ascii="Arial" w:hAnsi="Arial" w:cs="Arial"/>
-        </w:rPr>
-        <w:t>core</w:t>
-      </w:r>
-      <w:proofErr w:type="spellEnd"/>
-      <w:r>
-        <w:rPr>
-          <w:rFonts w:ascii="Arial" w:hAnsi="Arial" w:cs="Arial"/>
-        </w:rPr>
-        <w:t xml:space="preserve"> </w:t>
-      </w:r>
-      <w:proofErr w:type="spellStart"/>
-      <w:r>
-        <w:rPr>
-          <w:rFonts w:ascii="Arial" w:hAnsi="Arial" w:cs="Arial"/>
-        </w:rPr>
-        <w:t>Tensilica</w:t>
-      </w:r>
-      <w:proofErr w:type="spellEnd"/>
-      <w:r>
-        <w:rPr>
-          <w:rFonts w:ascii="Arial" w:hAnsi="Arial" w:cs="Arial"/>
-        </w:rPr>
-        <w:t xml:space="preserve"> LX6 (hasta ~240 MHz), </w:t>
-      </w:r>
-      <w:proofErr w:type="spellStart"/>
-      <w:r>
-        <w:rPr>
-          <w:rFonts w:ascii="Arial" w:hAnsi="Arial" w:cs="Arial"/>
-        </w:rPr>
-        <w:t>WiFi</w:t>
-      </w:r>
-      <w:proofErr w:type="spellEnd"/>
-      <w:r>
-        <w:rPr>
-          <w:rFonts w:ascii="Arial" w:hAnsi="Arial" w:cs="Arial"/>
-        </w:rPr>
-        <w:t xml:space="preserve"> 2.4 GHz y Bluetooth BLE integrados, </w:t>
-      </w:r>
-      <w:proofErr w:type="spellStart"/>
-      <w:r>
-        <w:rPr>
-          <w:rFonts w:ascii="Arial" w:hAnsi="Arial" w:cs="Arial"/>
-        </w:rPr>
-        <w:t>GPIOs</w:t>
-      </w:r>
-      <w:proofErr w:type="spellEnd"/>
-      <w:r>
-        <w:rPr>
-          <w:rFonts w:ascii="Arial" w:hAnsi="Arial" w:cs="Arial"/>
-        </w:rPr>
-        <w:t xml:space="preserve"> multifunción, ADC/DAC, I²C, SPI, UART, PWM, etc. Para esta práctica la usamos como controlador SPI del NRF24L01 y para manejar la entrada del botón (TX) y la salida del LED (RX).</w:t>
-      </w:r>
-      <w:r>
-        <w:rPr>
-          <w:rFonts w:ascii="Arial" w:hAnsi="Arial" w:cs="Arial"/>
-        </w:rPr>
         <w:br/>
-        <w:t>SPI típico en ESP32 (VSPI): SCK=GPIO18, MISO=GPIO19, MOSI=GPIO23, SS(=</w:t>
-      </w:r>
-      <w:proofErr w:type="gramStart"/>
-      <w:r>
-        <w:rPr>
-          <w:rFonts w:ascii="Arial" w:hAnsi="Arial" w:cs="Arial"/>
-        </w:rPr>
-        <w:t>CSN)=</w:t>
-      </w:r>
-      <w:proofErr w:type="gramEnd"/>
-      <w:r>
-        <w:rPr>
-          <w:rFonts w:ascii="Arial" w:hAnsi="Arial" w:cs="Arial"/>
-        </w:rPr>
-        <w:t>GPIO5. CE es un GPIO libre (usaremos GPIO4).</w:t>
       </w:r>
     </w:p>
     <w:p>
@@ -1245,7 +1183,7 @@
           <w:szCs w:val="24"/>
         </w:rPr>
       </w:pPr>
-      <w:bookmarkStart w:id="1" w:name="_Toc224144346"/>
+      <w:bookmarkStart w:id="1" w:name="_Toc224146594"/>
       <w:r>
         <w:rPr>
           <w:rFonts w:ascii="Arial" w:eastAsiaTheme="minorHAnsi" w:hAnsi="Arial" w:cs="Arial"/>
@@ -1255,86 +1193,10 @@
           <w:sz w:val="24"/>
           <w:szCs w:val="24"/>
         </w:rPr>
-        <w:t>Descripción del NRF24L01</w:t>
+        <w:lastRenderedPageBreak/>
+        <w:t>Diferencias entre NRF24L01 “normal” y versiones PA+LNA / con antena externa</w:t>
       </w:r>
       <w:bookmarkEnd w:id="1"/>
-      <w:r>
-        <w:rPr>
-          <w:rFonts w:ascii="Arial" w:eastAsiaTheme="minorHAnsi" w:hAnsi="Arial" w:cs="Arial"/>
-          <w:b/>
-          <w:bCs/>
-          <w:color w:val="auto"/>
-          <w:sz w:val="24"/>
-          <w:szCs w:val="24"/>
-        </w:rPr>
-        <w:t xml:space="preserve"> </w:t>
-      </w:r>
-    </w:p>
-    <w:p>
-      <w:pPr>
-        <w:rPr>
-          <w:rFonts w:ascii="Arial" w:hAnsi="Arial" w:cs="Arial"/>
-        </w:rPr>
-      </w:pPr>
-      <w:r>
-        <w:rPr>
-          <w:rFonts w:ascii="Arial" w:hAnsi="Arial" w:cs="Arial"/>
-        </w:rPr>
-        <w:t xml:space="preserve">El NRF24L01+ es un transceptor de 2.4 GHz (ISM) con interfaz SPI, </w:t>
-      </w:r>
-      <w:proofErr w:type="spellStart"/>
-      <w:r>
-        <w:rPr>
-          <w:rFonts w:ascii="Arial" w:hAnsi="Arial" w:cs="Arial"/>
-        </w:rPr>
-        <w:t>payload</w:t>
-      </w:r>
-      <w:proofErr w:type="spellEnd"/>
-      <w:r>
-        <w:rPr>
-          <w:rFonts w:ascii="Arial" w:hAnsi="Arial" w:cs="Arial"/>
-        </w:rPr>
-        <w:t xml:space="preserve"> hasta 32 bytes, 6 pipes de recepción con direcciones, auto-ACK y reintentos, 125 canales (0–124) y tasas de datos de 250 kbps, 1 Mbps y 2 Mbps. Para maximizar alcance/robustez usamos </w:t>
-      </w:r>
-      <w:r>
-        <w:rPr>
-          <w:rFonts w:ascii="Arial" w:hAnsi="Arial" w:cs="Arial"/>
-        </w:rPr>
-        <w:lastRenderedPageBreak/>
-        <w:t>canal fijo y, si se desea, 250 kbps. Se alimenta a 3.3 V (nunca 5 V). Es muy recomendable desacoplar con un capacitor de 10–47 µF entre 3.3 V y GND del módulo.</w:t>
-      </w:r>
-      <w:r>
-        <w:rPr>
-          <w:rFonts w:ascii="Arial" w:hAnsi="Arial" w:cs="Arial"/>
-        </w:rPr>
-        <w:br/>
-      </w:r>
-    </w:p>
-    <w:p>
-      <w:pPr>
-        <w:pStyle w:val="Ttulo1"/>
-        <w:rPr>
-          <w:rFonts w:ascii="Arial" w:eastAsiaTheme="minorHAnsi" w:hAnsi="Arial" w:cs="Arial"/>
-          <w:b/>
-          <w:bCs/>
-          <w:color w:val="auto"/>
-          <w:sz w:val="24"/>
-          <w:szCs w:val="24"/>
-        </w:rPr>
-      </w:pPr>
-      <w:bookmarkStart w:id="2" w:name="_Toc224144347"/>
-      <w:r>
-        <w:rPr>
-          <w:rFonts w:ascii="Arial" w:eastAsiaTheme="minorHAnsi" w:hAnsi="Arial" w:cs="Arial"/>
-          <w:b/>
-          <w:bCs/>
-          <w:color w:val="auto"/>
-          <w:sz w:val="24"/>
-          <w:szCs w:val="24"/>
-        </w:rPr>
-        <w:t>Diferencias entre NRF24L01 “normal” y versiones PA+LNA / con antena externa</w:t>
-      </w:r>
-      <w:bookmarkEnd w:id="2"/>
     </w:p>
     <w:tbl>
       <w:tblPr>
@@ -1909,23 +1771,23 @@
           <w:b/>
           <w:bCs/>
           <w:color w:val="auto"/>
-          <w:sz w:val="22"/>
-          <w:szCs w:val="22"/>
-        </w:rPr>
-      </w:pPr>
-      <w:bookmarkStart w:id="3" w:name="_Toc224144348"/>
+          <w:sz w:val="24"/>
+          <w:szCs w:val="24"/>
+        </w:rPr>
+      </w:pPr>
+      <w:bookmarkStart w:id="2" w:name="_Toc224146595"/>
       <w:r>
         <w:rPr>
           <w:rFonts w:ascii="Arial" w:eastAsiaTheme="minorHAnsi" w:hAnsi="Arial" w:cs="Arial"/>
           <w:b/>
           <w:bCs/>
           <w:color w:val="auto"/>
-          <w:sz w:val="22"/>
-          <w:szCs w:val="22"/>
+          <w:sz w:val="24"/>
+          <w:szCs w:val="24"/>
         </w:rPr>
         <w:t>Componentes de electrónica discreta (LED, botón, resistencias)</w:t>
       </w:r>
-      <w:bookmarkEnd w:id="3"/>
+      <w:bookmarkEnd w:id="2"/>
     </w:p>
     <w:p>
       <w:pPr>
@@ -1989,188 +1851,180 @@
           <w:b/>
           <w:bCs/>
           <w:color w:val="auto"/>
-          <w:sz w:val="22"/>
-          <w:szCs w:val="22"/>
-        </w:rPr>
-      </w:pPr>
-      <w:bookmarkStart w:id="4" w:name="_Toc224144349"/>
+          <w:sz w:val="24"/>
+          <w:szCs w:val="24"/>
+        </w:rPr>
+      </w:pPr>
+      <w:bookmarkStart w:id="3" w:name="_Toc224146596"/>
       <w:r>
         <w:rPr>
           <w:rFonts w:ascii="Arial" w:eastAsiaTheme="minorHAnsi" w:hAnsi="Arial" w:cs="Arial"/>
           <w:b/>
           <w:bCs/>
           <w:color w:val="auto"/>
-          <w:sz w:val="22"/>
-          <w:szCs w:val="22"/>
-        </w:rPr>
-        <w:t>Materiales</w:t>
-      </w:r>
-      <w:r>
+          <w:sz w:val="24"/>
+          <w:szCs w:val="24"/>
+        </w:rPr>
+        <w:t>Materiales que usamos</w:t>
+      </w:r>
+      <w:bookmarkEnd w:id="3"/>
+    </w:p>
+    <w:p>
+      <w:pPr>
+        <w:numPr>
+          <w:ilvl w:val="0"/>
+          <w:numId w:val="1"/>
+        </w:numPr>
+        <w:rPr>
+          <w:rFonts w:ascii="Arial" w:hAnsi="Arial" w:cs="Arial"/>
+        </w:rPr>
+      </w:pPr>
+      <w:r>
+        <w:rPr>
+          <w:rFonts w:ascii="Arial" w:hAnsi="Arial" w:cs="Arial"/>
+        </w:rPr>
+        <w:t>2 × Módulo NRF24L01</w:t>
+      </w:r>
+    </w:p>
+    <w:p>
+      <w:pPr>
+        <w:numPr>
+          <w:ilvl w:val="0"/>
+          <w:numId w:val="1"/>
+        </w:numPr>
+        <w:rPr>
+          <w:rFonts w:ascii="Arial" w:hAnsi="Arial" w:cs="Arial"/>
+        </w:rPr>
+      </w:pPr>
+      <w:r>
+        <w:rPr>
+          <w:rFonts w:ascii="Arial" w:hAnsi="Arial" w:cs="Arial"/>
+        </w:rPr>
+        <w:t>2 × ESP32 (o 1 × ESP32 + 1 × Arduino UNO)</w:t>
+      </w:r>
+    </w:p>
+    <w:p>
+      <w:pPr>
+        <w:numPr>
+          <w:ilvl w:val="0"/>
+          <w:numId w:val="1"/>
+        </w:numPr>
+        <w:rPr>
+          <w:rFonts w:ascii="Arial" w:hAnsi="Arial" w:cs="Arial"/>
+        </w:rPr>
+      </w:pPr>
+      <w:r>
+        <w:rPr>
+          <w:rFonts w:ascii="Arial" w:hAnsi="Arial" w:cs="Arial"/>
+        </w:rPr>
+        <w:t xml:space="preserve">1 × </w:t>
+      </w:r>
+      <w:proofErr w:type="spellStart"/>
+      <w:r>
+        <w:rPr>
+          <w:rFonts w:ascii="Arial" w:hAnsi="Arial" w:cs="Arial"/>
+        </w:rPr>
+        <w:t>PushButton</w:t>
+      </w:r>
+      <w:proofErr w:type="spellEnd"/>
+      <w:r>
+        <w:rPr>
+          <w:rFonts w:ascii="Arial" w:hAnsi="Arial" w:cs="Arial"/>
+        </w:rPr>
+        <w:t xml:space="preserve"> (TX)</w:t>
+      </w:r>
+    </w:p>
+    <w:p>
+      <w:pPr>
+        <w:numPr>
+          <w:ilvl w:val="0"/>
+          <w:numId w:val="1"/>
+        </w:numPr>
+        <w:rPr>
+          <w:rFonts w:ascii="Arial" w:hAnsi="Arial" w:cs="Arial"/>
+        </w:rPr>
+      </w:pPr>
+      <w:r>
+        <w:rPr>
+          <w:rFonts w:ascii="Arial" w:hAnsi="Arial" w:cs="Arial"/>
+        </w:rPr>
+        <w:t>1 × LED (RX)</w:t>
+      </w:r>
+    </w:p>
+    <w:p>
+      <w:pPr>
+        <w:numPr>
+          <w:ilvl w:val="0"/>
+          <w:numId w:val="1"/>
+        </w:numPr>
+        <w:rPr>
+          <w:rFonts w:ascii="Arial" w:hAnsi="Arial" w:cs="Arial"/>
+        </w:rPr>
+      </w:pPr>
+      <w:r>
+        <w:rPr>
+          <w:rFonts w:ascii="Arial" w:hAnsi="Arial" w:cs="Arial"/>
+        </w:rPr>
+        <w:t>1 × Resistencia 220 Ω</w:t>
+      </w:r>
+    </w:p>
+    <w:p>
+      <w:pPr>
+        <w:numPr>
+          <w:ilvl w:val="0"/>
+          <w:numId w:val="1"/>
+        </w:numPr>
+        <w:rPr>
+          <w:rFonts w:ascii="Arial" w:hAnsi="Arial" w:cs="Arial"/>
+        </w:rPr>
+      </w:pPr>
+      <w:r>
+        <w:rPr>
+          <w:rFonts w:ascii="Arial" w:hAnsi="Arial" w:cs="Arial"/>
+        </w:rPr>
+        <w:t>Jumpers hembra–hembra / hembra–macho</w:t>
+      </w:r>
+    </w:p>
+    <w:p>
+      <w:pPr>
+        <w:numPr>
+          <w:ilvl w:val="0"/>
+          <w:numId w:val="1"/>
+        </w:numPr>
+        <w:rPr>
+          <w:rFonts w:ascii="Arial" w:hAnsi="Arial" w:cs="Arial"/>
+        </w:rPr>
+      </w:pPr>
+      <w:r>
+        <w:rPr>
+          <w:rFonts w:ascii="Arial" w:hAnsi="Arial" w:cs="Arial"/>
+        </w:rPr>
+        <w:t xml:space="preserve">1 x </w:t>
+      </w:r>
+      <w:proofErr w:type="spellStart"/>
+      <w:r>
+        <w:rPr>
+          <w:rFonts w:ascii="Arial" w:hAnsi="Arial" w:cs="Arial"/>
+        </w:rPr>
+        <w:t>Protoboard</w:t>
+      </w:r>
+      <w:proofErr w:type="spellEnd"/>
+    </w:p>
+    <w:p>
+      <w:pPr>
+        <w:pStyle w:val="Ttulo1"/>
         <w:rPr>
           <w:rFonts w:ascii="Arial" w:eastAsiaTheme="minorHAnsi" w:hAnsi="Arial" w:cs="Arial"/>
           <w:b/>
           <w:bCs/>
           <w:color w:val="auto"/>
-          <w:sz w:val="22"/>
-          <w:szCs w:val="22"/>
-        </w:rPr>
-        <w:t xml:space="preserve"> que usamos</w:t>
-      </w:r>
-      <w:bookmarkEnd w:id="4"/>
-    </w:p>
-    <w:p>
-      <w:pPr>
-        <w:numPr>
-          <w:ilvl w:val="0"/>
-          <w:numId w:val="1"/>
-        </w:numPr>
-        <w:rPr>
-          <w:rFonts w:ascii="Arial" w:hAnsi="Arial" w:cs="Arial"/>
-        </w:rPr>
-      </w:pPr>
-      <w:r>
-        <w:rPr>
-          <w:rFonts w:ascii="Arial" w:hAnsi="Arial" w:cs="Arial"/>
-        </w:rPr>
-        <w:t>2 × Módulo NRF24L01</w:t>
-      </w:r>
-    </w:p>
-    <w:p>
-      <w:pPr>
-        <w:numPr>
-          <w:ilvl w:val="0"/>
-          <w:numId w:val="1"/>
-        </w:numPr>
-        <w:rPr>
-          <w:rFonts w:ascii="Arial" w:hAnsi="Arial" w:cs="Arial"/>
-        </w:rPr>
-      </w:pPr>
-      <w:r>
-        <w:rPr>
-          <w:rFonts w:ascii="Arial" w:hAnsi="Arial" w:cs="Arial"/>
-        </w:rPr>
-        <w:t>2 × ESP32 (o 1 × ESP32 + 1 × Arduino UNO)</w:t>
-      </w:r>
-    </w:p>
-    <w:p>
-      <w:pPr>
-        <w:numPr>
-          <w:ilvl w:val="0"/>
-          <w:numId w:val="1"/>
-        </w:numPr>
-        <w:rPr>
-          <w:rFonts w:ascii="Arial" w:hAnsi="Arial" w:cs="Arial"/>
-        </w:rPr>
-      </w:pPr>
-      <w:r>
-        <w:rPr>
-          <w:rFonts w:ascii="Arial" w:hAnsi="Arial" w:cs="Arial"/>
-        </w:rPr>
-        <w:t xml:space="preserve">1 × </w:t>
-      </w:r>
-      <w:proofErr w:type="spellStart"/>
-      <w:r>
-        <w:rPr>
-          <w:rFonts w:ascii="Arial" w:hAnsi="Arial" w:cs="Arial"/>
-        </w:rPr>
-        <w:t>PushButton</w:t>
-      </w:r>
-      <w:proofErr w:type="spellEnd"/>
-      <w:r>
-        <w:rPr>
-          <w:rFonts w:ascii="Arial" w:hAnsi="Arial" w:cs="Arial"/>
-        </w:rPr>
-        <w:t xml:space="preserve"> (TX)</w:t>
-      </w:r>
-    </w:p>
-    <w:p>
-      <w:pPr>
-        <w:numPr>
-          <w:ilvl w:val="0"/>
-          <w:numId w:val="1"/>
-        </w:numPr>
-        <w:rPr>
-          <w:rFonts w:ascii="Arial" w:hAnsi="Arial" w:cs="Arial"/>
-        </w:rPr>
-      </w:pPr>
-      <w:r>
-        <w:rPr>
-          <w:rFonts w:ascii="Arial" w:hAnsi="Arial" w:cs="Arial"/>
-        </w:rPr>
-        <w:t>1 × LED (RX)</w:t>
-      </w:r>
-    </w:p>
-    <w:p>
-      <w:pPr>
-        <w:numPr>
-          <w:ilvl w:val="0"/>
-          <w:numId w:val="1"/>
-        </w:numPr>
-        <w:rPr>
-          <w:rFonts w:ascii="Arial" w:hAnsi="Arial" w:cs="Arial"/>
-        </w:rPr>
-      </w:pPr>
-      <w:r>
-        <w:rPr>
-          <w:rFonts w:ascii="Arial" w:hAnsi="Arial" w:cs="Arial"/>
-        </w:rPr>
-        <w:t>1 × Resistencia 220 Ω</w:t>
-      </w:r>
-    </w:p>
-    <w:p>
-      <w:pPr>
-        <w:numPr>
-          <w:ilvl w:val="0"/>
-          <w:numId w:val="1"/>
-        </w:numPr>
-        <w:rPr>
-          <w:rFonts w:ascii="Arial" w:hAnsi="Arial" w:cs="Arial"/>
-        </w:rPr>
-      </w:pPr>
-      <w:r>
-        <w:rPr>
-          <w:rFonts w:ascii="Arial" w:hAnsi="Arial" w:cs="Arial"/>
-        </w:rPr>
-        <w:t xml:space="preserve">Jumpers hembra–hembra / </w:t>
-      </w:r>
-      <w:r>
-        <w:rPr>
-          <w:rFonts w:ascii="Arial" w:hAnsi="Arial" w:cs="Arial"/>
-        </w:rPr>
-        <w:t>hembra</w:t>
-      </w:r>
-      <w:r>
-        <w:rPr>
-          <w:rFonts w:ascii="Arial" w:hAnsi="Arial" w:cs="Arial"/>
-        </w:rPr>
-        <w:t>–macho</w:t>
-      </w:r>
-    </w:p>
-    <w:p>
-      <w:pPr>
-        <w:numPr>
-          <w:ilvl w:val="0"/>
-          <w:numId w:val="1"/>
-        </w:numPr>
-        <w:rPr>
-          <w:rFonts w:ascii="Arial" w:hAnsi="Arial" w:cs="Arial"/>
-        </w:rPr>
-      </w:pPr>
-      <w:r>
-        <w:rPr>
-          <w:rFonts w:ascii="Arial" w:hAnsi="Arial" w:cs="Arial"/>
-        </w:rPr>
-        <w:t xml:space="preserve">1 x </w:t>
-      </w:r>
-      <w:proofErr w:type="spellStart"/>
-      <w:r>
-        <w:rPr>
-          <w:rFonts w:ascii="Arial" w:hAnsi="Arial" w:cs="Arial"/>
-        </w:rPr>
-        <w:t>Protoboard</w:t>
-      </w:r>
-      <w:proofErr w:type="spellEnd"/>
-    </w:p>
+          <w:sz w:val="24"/>
+          <w:szCs w:val="24"/>
+        </w:rPr>
+      </w:pPr>
+      <w:bookmarkStart w:id="4" w:name="_Toc224146597"/>
+    </w:p>
+    <w:p/>
     <w:p>
       <w:pPr>
         <w:pStyle w:val="Ttulo1"/>
@@ -2179,19 +2033,18 @@
           <w:b/>
           <w:bCs/>
           <w:color w:val="auto"/>
-          <w:sz w:val="22"/>
-          <w:szCs w:val="22"/>
-        </w:rPr>
-      </w:pPr>
-      <w:bookmarkStart w:id="5" w:name="_Toc224144350"/>
+          <w:sz w:val="24"/>
+          <w:szCs w:val="24"/>
+        </w:rPr>
+      </w:pPr>
       <w:r>
         <w:rPr>
           <w:rFonts w:ascii="Arial" w:eastAsiaTheme="minorHAnsi" w:hAnsi="Arial" w:cs="Arial"/>
           <w:b/>
           <w:bCs/>
           <w:color w:val="auto"/>
-          <w:sz w:val="22"/>
-          <w:szCs w:val="22"/>
+          <w:sz w:val="24"/>
+          <w:szCs w:val="24"/>
         </w:rPr>
         <w:lastRenderedPageBreak/>
         <w:t>T</w:t>
@@ -2202,20 +2055,19 @@
           <w:b/>
           <w:bCs/>
           <w:color w:val="auto"/>
-          <w:sz w:val="22"/>
-          <w:szCs w:val="22"/>
+          <w:sz w:val="24"/>
+          <w:szCs w:val="24"/>
         </w:rPr>
         <w:t>ablas de conexión</w:t>
       </w:r>
-      <w:bookmarkEnd w:id="5"/>
       <w:r>
         <w:rPr>
           <w:rFonts w:ascii="Arial" w:eastAsiaTheme="minorHAnsi" w:hAnsi="Arial" w:cs="Arial"/>
           <w:b/>
           <w:bCs/>
           <w:color w:val="auto"/>
-          <w:sz w:val="22"/>
-          <w:szCs w:val="22"/>
+          <w:sz w:val="24"/>
+          <w:szCs w:val="24"/>
         </w:rPr>
         <w:t xml:space="preserve"> (Diagrama de </w:t>
       </w:r>
@@ -2226,8 +2078,8 @@
           <w:b/>
           <w:bCs/>
           <w:color w:val="auto"/>
-          <w:sz w:val="22"/>
-          <w:szCs w:val="22"/>
+          <w:sz w:val="24"/>
+          <w:szCs w:val="24"/>
         </w:rPr>
         <w:t>conexion</w:t>
       </w:r>
@@ -2238,11 +2090,12 @@
           <w:b/>
           <w:bCs/>
           <w:color w:val="auto"/>
-          <w:sz w:val="22"/>
-          <w:szCs w:val="22"/>
+          <w:sz w:val="24"/>
+          <w:szCs w:val="24"/>
         </w:rPr>
         <w:t>)</w:t>
       </w:r>
+      <w:bookmarkEnd w:id="4"/>
     </w:p>
     <w:p>
       <w:pPr>
@@ -3842,7 +3695,7 @@
           <w:szCs w:val="24"/>
         </w:rPr>
       </w:pPr>
-      <w:bookmarkStart w:id="6" w:name="_Toc224144351"/>
+      <w:bookmarkStart w:id="5" w:name="_Toc224146598"/>
       <w:r>
         <w:rPr>
           <w:rFonts w:ascii="Arial" w:eastAsiaTheme="minorHAnsi" w:hAnsi="Arial" w:cs="Arial"/>
@@ -3887,7 +3740,7 @@
         </w:rPr>
         <w:t>:</w:t>
       </w:r>
-      <w:bookmarkEnd w:id="6"/>
+      <w:bookmarkEnd w:id="5"/>
     </w:p>
     <w:p>
       <w:pPr>
@@ -10306,7 +10159,7 @@
           <w:kern w:val="0"/>
           <w:sz w:val="21"/>
           <w:szCs w:val="21"/>
-          <w:lang w:eastAsia="es-MX"/>
+          <w:lang w:val="en-US" w:eastAsia="es-MX"/>
           <w14:ligatures w14:val="none"/>
         </w:rPr>
         <w:t xml:space="preserve">  </w:t>
@@ -10539,7 +10392,7 @@
           <w:kern w:val="0"/>
           <w:sz w:val="21"/>
           <w:szCs w:val="21"/>
-          <w:lang w:val="en-US" w:eastAsia="es-MX"/>
+          <w:lang w:eastAsia="es-MX"/>
           <w14:ligatures w14:val="none"/>
         </w:rPr>
       </w:pPr>
@@ -10564,7 +10417,7 @@
           <w:kern w:val="0"/>
           <w:sz w:val="21"/>
           <w:szCs w:val="21"/>
-          <w:lang w:val="en-US" w:eastAsia="es-MX"/>
+          <w:lang w:eastAsia="es-MX"/>
           <w14:ligatures w14:val="none"/>
         </w:rPr>
         <w:t>radio</w:t>
@@ -10576,7 +10429,7 @@
           <w:kern w:val="0"/>
           <w:sz w:val="21"/>
           <w:szCs w:val="21"/>
-          <w:lang w:val="en-US" w:eastAsia="es-MX"/>
+          <w:lang w:eastAsia="es-MX"/>
           <w14:ligatures w14:val="none"/>
         </w:rPr>
         <w:t>.</w:t>
@@ -10588,7 +10441,7 @@
           <w:kern w:val="0"/>
           <w:sz w:val="21"/>
           <w:szCs w:val="21"/>
-          <w:lang w:val="en-US" w:eastAsia="es-MX"/>
+          <w:lang w:eastAsia="es-MX"/>
           <w14:ligatures w14:val="none"/>
         </w:rPr>
         <w:t>setDataRate</w:t>
@@ -10602,25 +10455,11 @@
           <w:kern w:val="0"/>
           <w:sz w:val="21"/>
           <w:szCs w:val="21"/>
-          <w:lang w:val="en-US" w:eastAsia="es-MX"/>
-          <w14:ligatures w14:val="none"/>
-        </w:rPr>
-        <w:t>(RF24_250KBPS</w:t>
-      </w:r>
-      <w:proofErr w:type="gramStart"/>
-      <w:r>
-        <w:rPr>
-          <w:rFonts w:ascii="Consolas" w:eastAsia="Times New Roman" w:hAnsi="Consolas" w:cs="Times New Roman"/>
-          <w:color w:val="DAE3E3"/>
-          <w:kern w:val="0"/>
-          <w:sz w:val="21"/>
-          <w:szCs w:val="21"/>
-          <w:lang w:val="en-US" w:eastAsia="es-MX"/>
-          <w14:ligatures w14:val="none"/>
-        </w:rPr>
-        <w:t>);</w:t>
-      </w:r>
-      <w:proofErr w:type="gramEnd"/>
+          <w:lang w:eastAsia="es-MX"/>
+          <w14:ligatures w14:val="none"/>
+        </w:rPr>
+        <w:t>(RF24_250KBPS);</w:t>
+      </w:r>
     </w:p>
     <w:p>
       <w:pPr>
@@ -10632,7 +10471,7 @@
           <w:kern w:val="0"/>
           <w:sz w:val="21"/>
           <w:szCs w:val="21"/>
-          <w:lang w:val="en-US" w:eastAsia="es-MX"/>
+          <w:lang w:eastAsia="es-MX"/>
           <w14:ligatures w14:val="none"/>
         </w:rPr>
       </w:pPr>
@@ -10647,18 +10486,18 @@
           <w:kern w:val="0"/>
           <w:sz w:val="21"/>
           <w:szCs w:val="21"/>
-          <w:lang w:val="en-US" w:eastAsia="es-MX"/>
-          <w14:ligatures w14:val="none"/>
-        </w:rPr>
-      </w:pPr>
-      <w:r>
-        <w:rPr>
-          <w:rFonts w:ascii="Consolas" w:eastAsia="Times New Roman" w:hAnsi="Consolas" w:cs="Times New Roman"/>
-          <w:color w:val="DAE3E3"/>
-          <w:kern w:val="0"/>
-          <w:sz w:val="21"/>
-          <w:szCs w:val="21"/>
-          <w:lang w:val="en-US" w:eastAsia="es-MX"/>
+          <w:lang w:eastAsia="es-MX"/>
+          <w14:ligatures w14:val="none"/>
+        </w:rPr>
+      </w:pPr>
+      <w:r>
+        <w:rPr>
+          <w:rFonts w:ascii="Consolas" w:eastAsia="Times New Roman" w:hAnsi="Consolas" w:cs="Times New Roman"/>
+          <w:color w:val="DAE3E3"/>
+          <w:kern w:val="0"/>
+          <w:sz w:val="21"/>
+          <w:szCs w:val="21"/>
+          <w:lang w:eastAsia="es-MX"/>
           <w14:ligatures w14:val="none"/>
         </w:rPr>
         <w:t xml:space="preserve">  </w:t>
@@ -10672,7 +10511,7 @@
           <w:kern w:val="0"/>
           <w:sz w:val="21"/>
           <w:szCs w:val="21"/>
-          <w:lang w:val="en-US" w:eastAsia="es-MX"/>
+          <w:lang w:eastAsia="es-MX"/>
           <w14:ligatures w14:val="none"/>
         </w:rPr>
         <w:t>radio</w:t>
@@ -10684,7 +10523,7 @@
           <w:kern w:val="0"/>
           <w:sz w:val="21"/>
           <w:szCs w:val="21"/>
-          <w:lang w:val="en-US" w:eastAsia="es-MX"/>
+          <w:lang w:eastAsia="es-MX"/>
           <w14:ligatures w14:val="none"/>
         </w:rPr>
         <w:t>.</w:t>
@@ -10696,7 +10535,7 @@
           <w:kern w:val="0"/>
           <w:sz w:val="21"/>
           <w:szCs w:val="21"/>
-          <w:lang w:val="en-US" w:eastAsia="es-MX"/>
+          <w:lang w:eastAsia="es-MX"/>
           <w14:ligatures w14:val="none"/>
         </w:rPr>
         <w:t>openReadingPipe</w:t>
@@ -10710,7 +10549,7 @@
           <w:kern w:val="0"/>
           <w:sz w:val="21"/>
           <w:szCs w:val="21"/>
-          <w:lang w:val="en-US" w:eastAsia="es-MX"/>
+          <w:lang w:eastAsia="es-MX"/>
           <w14:ligatures w14:val="none"/>
         </w:rPr>
         <w:t>(</w:t>
@@ -10722,7 +10561,7 @@
           <w:kern w:val="0"/>
           <w:sz w:val="21"/>
           <w:szCs w:val="21"/>
-          <w:lang w:val="en-US" w:eastAsia="es-MX"/>
+          <w:lang w:eastAsia="es-MX"/>
           <w14:ligatures w14:val="none"/>
         </w:rPr>
         <w:t>0</w:t>
@@ -10734,7 +10573,7 @@
           <w:kern w:val="0"/>
           <w:sz w:val="21"/>
           <w:szCs w:val="21"/>
-          <w:lang w:val="en-US" w:eastAsia="es-MX"/>
+          <w:lang w:eastAsia="es-MX"/>
           <w14:ligatures w14:val="none"/>
         </w:rPr>
         <w:t xml:space="preserve">, </w:t>
@@ -10747,26 +10586,24 @@
           <w:kern w:val="0"/>
           <w:sz w:val="21"/>
           <w:szCs w:val="21"/>
-          <w:lang w:val="en-US" w:eastAsia="es-MX"/>
+          <w:lang w:eastAsia="es-MX"/>
           <w14:ligatures w14:val="none"/>
         </w:rPr>
         <w:t>direccion</w:t>
       </w:r>
       <w:proofErr w:type="spellEnd"/>
-      <w:proofErr w:type="gramStart"/>
-      <w:r>
-        <w:rPr>
-          <w:rFonts w:ascii="Consolas" w:eastAsia="Times New Roman" w:hAnsi="Consolas" w:cs="Times New Roman"/>
-          <w:color w:val="DAE3E3"/>
-          <w:kern w:val="0"/>
-          <w:sz w:val="21"/>
-          <w:szCs w:val="21"/>
-          <w:lang w:val="en-US" w:eastAsia="es-MX"/>
+      <w:r>
+        <w:rPr>
+          <w:rFonts w:ascii="Consolas" w:eastAsia="Times New Roman" w:hAnsi="Consolas" w:cs="Times New Roman"/>
+          <w:color w:val="DAE3E3"/>
+          <w:kern w:val="0"/>
+          <w:sz w:val="21"/>
+          <w:szCs w:val="21"/>
+          <w:lang w:eastAsia="es-MX"/>
           <w14:ligatures w14:val="none"/>
         </w:rPr>
         <w:t>);</w:t>
       </w:r>
-      <w:proofErr w:type="gramEnd"/>
     </w:p>
     <w:p>
       <w:pPr>
@@ -10778,18 +10615,18 @@
           <w:kern w:val="0"/>
           <w:sz w:val="21"/>
           <w:szCs w:val="21"/>
-          <w:lang w:val="en-US" w:eastAsia="es-MX"/>
-          <w14:ligatures w14:val="none"/>
-        </w:rPr>
-      </w:pPr>
-      <w:r>
-        <w:rPr>
-          <w:rFonts w:ascii="Consolas" w:eastAsia="Times New Roman" w:hAnsi="Consolas" w:cs="Times New Roman"/>
-          <w:color w:val="DAE3E3"/>
-          <w:kern w:val="0"/>
-          <w:sz w:val="21"/>
-          <w:szCs w:val="21"/>
-          <w:lang w:val="en-US" w:eastAsia="es-MX"/>
+          <w:lang w:eastAsia="es-MX"/>
+          <w14:ligatures w14:val="none"/>
+        </w:rPr>
+      </w:pPr>
+      <w:r>
+        <w:rPr>
+          <w:rFonts w:ascii="Consolas" w:eastAsia="Times New Roman" w:hAnsi="Consolas" w:cs="Times New Roman"/>
+          <w:color w:val="DAE3E3"/>
+          <w:kern w:val="0"/>
+          <w:sz w:val="21"/>
+          <w:szCs w:val="21"/>
+          <w:lang w:eastAsia="es-MX"/>
           <w14:ligatures w14:val="none"/>
         </w:rPr>
         <w:t xml:space="preserve">  </w:t>
@@ -10803,7 +10640,7 @@
           <w:kern w:val="0"/>
           <w:sz w:val="21"/>
           <w:szCs w:val="21"/>
-          <w:lang w:val="en-US" w:eastAsia="es-MX"/>
+          <w:lang w:eastAsia="es-MX"/>
           <w14:ligatures w14:val="none"/>
         </w:rPr>
         <w:t>radio</w:t>
@@ -10815,7 +10652,7 @@
           <w:kern w:val="0"/>
           <w:sz w:val="21"/>
           <w:szCs w:val="21"/>
-          <w:lang w:val="en-US" w:eastAsia="es-MX"/>
+          <w:lang w:eastAsia="es-MX"/>
           <w14:ligatures w14:val="none"/>
         </w:rPr>
         <w:t>.</w:t>
@@ -10827,7 +10664,7 @@
           <w:kern w:val="0"/>
           <w:sz w:val="21"/>
           <w:szCs w:val="21"/>
-          <w:lang w:val="en-US" w:eastAsia="es-MX"/>
+          <w:lang w:eastAsia="es-MX"/>
           <w14:ligatures w14:val="none"/>
         </w:rPr>
         <w:t>startListening</w:t>
@@ -10841,25 +10678,11 @@
           <w:kern w:val="0"/>
           <w:sz w:val="21"/>
           <w:szCs w:val="21"/>
-          <w:lang w:val="en-US" w:eastAsia="es-MX"/>
-          <w14:ligatures w14:val="none"/>
-        </w:rPr>
-        <w:t>(</w:t>
-      </w:r>
-      <w:proofErr w:type="gramStart"/>
-      <w:r>
-        <w:rPr>
-          <w:rFonts w:ascii="Consolas" w:eastAsia="Times New Roman" w:hAnsi="Consolas" w:cs="Times New Roman"/>
-          <w:color w:val="DAE3E3"/>
-          <w:kern w:val="0"/>
-          <w:sz w:val="21"/>
-          <w:szCs w:val="21"/>
-          <w:lang w:val="en-US" w:eastAsia="es-MX"/>
-          <w14:ligatures w14:val="none"/>
-        </w:rPr>
-        <w:t>);</w:t>
-      </w:r>
-      <w:proofErr w:type="gramEnd"/>
+          <w:lang w:eastAsia="es-MX"/>
+          <w14:ligatures w14:val="none"/>
+        </w:rPr>
+        <w:t>();</w:t>
+      </w:r>
     </w:p>
     <w:p>
       <w:pPr>
@@ -10871,7 +10694,7 @@
           <w:kern w:val="0"/>
           <w:sz w:val="21"/>
           <w:szCs w:val="21"/>
-          <w:lang w:val="en-US" w:eastAsia="es-MX"/>
+          <w:lang w:eastAsia="es-MX"/>
           <w14:ligatures w14:val="none"/>
         </w:rPr>
       </w:pPr>
@@ -10886,18 +10709,18 @@
           <w:kern w:val="0"/>
           <w:sz w:val="21"/>
           <w:szCs w:val="21"/>
-          <w:lang w:val="en-US" w:eastAsia="es-MX"/>
-          <w14:ligatures w14:val="none"/>
-        </w:rPr>
-      </w:pPr>
-      <w:r>
-        <w:rPr>
-          <w:rFonts w:ascii="Consolas" w:eastAsia="Times New Roman" w:hAnsi="Consolas" w:cs="Times New Roman"/>
-          <w:color w:val="DAE3E3"/>
-          <w:kern w:val="0"/>
-          <w:sz w:val="21"/>
-          <w:szCs w:val="21"/>
-          <w:lang w:val="en-US" w:eastAsia="es-MX"/>
+          <w:lang w:eastAsia="es-MX"/>
+          <w14:ligatures w14:val="none"/>
+        </w:rPr>
+      </w:pPr>
+      <w:r>
+        <w:rPr>
+          <w:rFonts w:ascii="Consolas" w:eastAsia="Times New Roman" w:hAnsi="Consolas" w:cs="Times New Roman"/>
+          <w:color w:val="DAE3E3"/>
+          <w:kern w:val="0"/>
+          <w:sz w:val="21"/>
+          <w:szCs w:val="21"/>
+          <w:lang w:eastAsia="es-MX"/>
           <w14:ligatures w14:val="none"/>
         </w:rPr>
         <w:t xml:space="preserve">  </w:t>
@@ -10910,7 +10733,7 @@
           <w:kern w:val="0"/>
           <w:sz w:val="21"/>
           <w:szCs w:val="21"/>
-          <w:lang w:val="en-US" w:eastAsia="es-MX"/>
+          <w:lang w:eastAsia="es-MX"/>
           <w14:ligatures w14:val="none"/>
         </w:rPr>
         <w:t>Serial</w:t>
@@ -10922,7 +10745,7 @@
           <w:kern w:val="0"/>
           <w:sz w:val="21"/>
           <w:szCs w:val="21"/>
-          <w:lang w:val="en-US" w:eastAsia="es-MX"/>
+          <w:lang w:eastAsia="es-MX"/>
           <w14:ligatures w14:val="none"/>
         </w:rPr>
         <w:t>.</w:t>
@@ -10934,7 +10757,7 @@
           <w:kern w:val="0"/>
           <w:sz w:val="21"/>
           <w:szCs w:val="21"/>
-          <w:lang w:val="en-US" w:eastAsia="es-MX"/>
+          <w:lang w:eastAsia="es-MX"/>
           <w14:ligatures w14:val="none"/>
         </w:rPr>
         <w:t>println</w:t>
@@ -10947,7 +10770,7 @@
           <w:kern w:val="0"/>
           <w:sz w:val="21"/>
           <w:szCs w:val="21"/>
-          <w:lang w:val="en-US" w:eastAsia="es-MX"/>
+          <w:lang w:eastAsia="es-MX"/>
           <w14:ligatures w14:val="none"/>
         </w:rPr>
         <w:t>(</w:t>
@@ -10959,103 +10782,23 @@
           <w:kern w:val="0"/>
           <w:sz w:val="21"/>
           <w:szCs w:val="21"/>
-          <w:lang w:val="en-US" w:eastAsia="es-MX"/>
-          <w14:ligatures w14:val="none"/>
-        </w:rPr>
-        <w:t xml:space="preserve">"RX </w:t>
-      </w:r>
-      <w:proofErr w:type="spellStart"/>
-      <w:r>
-        <w:rPr>
-          <w:rFonts w:ascii="Consolas" w:eastAsia="Times New Roman" w:hAnsi="Consolas" w:cs="Times New Roman"/>
-          <w:color w:val="7FCBCD"/>
-          <w:kern w:val="0"/>
-          <w:sz w:val="21"/>
-          <w:szCs w:val="21"/>
-          <w:lang w:val="en-US" w:eastAsia="es-MX"/>
-          <w14:ligatures w14:val="none"/>
-        </w:rPr>
-        <w:t>listo</w:t>
-      </w:r>
-      <w:proofErr w:type="spellEnd"/>
-      <w:r>
-        <w:rPr>
-          <w:rFonts w:ascii="Consolas" w:eastAsia="Times New Roman" w:hAnsi="Consolas" w:cs="Times New Roman"/>
-          <w:color w:val="7FCBCD"/>
-          <w:kern w:val="0"/>
-          <w:sz w:val="21"/>
-          <w:szCs w:val="21"/>
-          <w:lang w:val="en-US" w:eastAsia="es-MX"/>
-          <w14:ligatures w14:val="none"/>
-        </w:rPr>
-        <w:t xml:space="preserve">. </w:t>
-      </w:r>
-      <w:proofErr w:type="spellStart"/>
-      <w:r>
-        <w:rPr>
-          <w:rFonts w:ascii="Consolas" w:eastAsia="Times New Roman" w:hAnsi="Consolas" w:cs="Times New Roman"/>
-          <w:color w:val="7FCBCD"/>
-          <w:kern w:val="0"/>
-          <w:sz w:val="21"/>
-          <w:szCs w:val="21"/>
-          <w:lang w:val="en-US" w:eastAsia="es-MX"/>
-          <w14:ligatures w14:val="none"/>
-        </w:rPr>
-        <w:t>Esperando</w:t>
-      </w:r>
-      <w:proofErr w:type="spellEnd"/>
-      <w:r>
-        <w:rPr>
-          <w:rFonts w:ascii="Consolas" w:eastAsia="Times New Roman" w:hAnsi="Consolas" w:cs="Times New Roman"/>
-          <w:color w:val="7FCBCD"/>
-          <w:kern w:val="0"/>
-          <w:sz w:val="21"/>
-          <w:szCs w:val="21"/>
-          <w:lang w:val="en-US" w:eastAsia="es-MX"/>
-          <w14:ligatures w14:val="none"/>
-        </w:rPr>
-        <w:t xml:space="preserve"> </w:t>
-      </w:r>
-      <w:proofErr w:type="spellStart"/>
-      <w:r>
-        <w:rPr>
-          <w:rFonts w:ascii="Consolas" w:eastAsia="Times New Roman" w:hAnsi="Consolas" w:cs="Times New Roman"/>
-          <w:color w:val="7FCBCD"/>
-          <w:kern w:val="0"/>
-          <w:sz w:val="21"/>
-          <w:szCs w:val="21"/>
-          <w:lang w:val="en-US" w:eastAsia="es-MX"/>
-          <w14:ligatures w14:val="none"/>
-        </w:rPr>
-        <w:t>paquetes</w:t>
-      </w:r>
-      <w:proofErr w:type="spellEnd"/>
-      <w:r>
-        <w:rPr>
-          <w:rFonts w:ascii="Consolas" w:eastAsia="Times New Roman" w:hAnsi="Consolas" w:cs="Times New Roman"/>
-          <w:color w:val="7FCBCD"/>
-          <w:kern w:val="0"/>
-          <w:sz w:val="21"/>
-          <w:szCs w:val="21"/>
-          <w:lang w:val="en-US" w:eastAsia="es-MX"/>
-          <w14:ligatures w14:val="none"/>
-        </w:rPr>
-        <w:t>..."</w:t>
-      </w:r>
-      <w:proofErr w:type="gramStart"/>
-      <w:r>
-        <w:rPr>
-          <w:rFonts w:ascii="Consolas" w:eastAsia="Times New Roman" w:hAnsi="Consolas" w:cs="Times New Roman"/>
-          <w:color w:val="DAE3E3"/>
-          <w:kern w:val="0"/>
-          <w:sz w:val="21"/>
-          <w:szCs w:val="21"/>
-          <w:lang w:val="en-US" w:eastAsia="es-MX"/>
+          <w:lang w:eastAsia="es-MX"/>
+          <w14:ligatures w14:val="none"/>
+        </w:rPr>
+        <w:t>"RX listo. Esperando paquetes..."</w:t>
+      </w:r>
+      <w:r>
+        <w:rPr>
+          <w:rFonts w:ascii="Consolas" w:eastAsia="Times New Roman" w:hAnsi="Consolas" w:cs="Times New Roman"/>
+          <w:color w:val="DAE3E3"/>
+          <w:kern w:val="0"/>
+          <w:sz w:val="21"/>
+          <w:szCs w:val="21"/>
+          <w:lang w:eastAsia="es-MX"/>
           <w14:ligatures w14:val="none"/>
         </w:rPr>
         <w:t>);</w:t>
       </w:r>
-      <w:proofErr w:type="gramEnd"/>
     </w:p>
     <w:p>
       <w:pPr>
@@ -11067,18 +10810,18 @@
           <w:kern w:val="0"/>
           <w:sz w:val="21"/>
           <w:szCs w:val="21"/>
-          <w:lang w:val="en-US" w:eastAsia="es-MX"/>
-          <w14:ligatures w14:val="none"/>
-        </w:rPr>
-      </w:pPr>
-      <w:r>
-        <w:rPr>
-          <w:rFonts w:ascii="Consolas" w:eastAsia="Times New Roman" w:hAnsi="Consolas" w:cs="Times New Roman"/>
-          <w:color w:val="DAE3E3"/>
-          <w:kern w:val="0"/>
-          <w:sz w:val="21"/>
-          <w:szCs w:val="21"/>
-          <w:lang w:val="en-US" w:eastAsia="es-MX"/>
+          <w:lang w:eastAsia="es-MX"/>
+          <w14:ligatures w14:val="none"/>
+        </w:rPr>
+      </w:pPr>
+      <w:r>
+        <w:rPr>
+          <w:rFonts w:ascii="Consolas" w:eastAsia="Times New Roman" w:hAnsi="Consolas" w:cs="Times New Roman"/>
+          <w:color w:val="DAE3E3"/>
+          <w:kern w:val="0"/>
+          <w:sz w:val="21"/>
+          <w:szCs w:val="21"/>
+          <w:lang w:eastAsia="es-MX"/>
           <w14:ligatures w14:val="none"/>
         </w:rPr>
         <w:lastRenderedPageBreak/>
@@ -11095,7 +10838,7 @@
           <w:kern w:val="0"/>
           <w:sz w:val="21"/>
           <w:szCs w:val="21"/>
-          <w:lang w:val="en-US" w:eastAsia="es-MX"/>
+          <w:lang w:eastAsia="es-MX"/>
           <w14:ligatures w14:val="none"/>
         </w:rPr>
       </w:pPr>
@@ -11110,10 +10853,11 @@
           <w:kern w:val="0"/>
           <w:sz w:val="21"/>
           <w:szCs w:val="21"/>
-          <w:lang w:val="en-US" w:eastAsia="es-MX"/>
-          <w14:ligatures w14:val="none"/>
-        </w:rPr>
-      </w:pPr>
+          <w:lang w:eastAsia="es-MX"/>
+          <w14:ligatures w14:val="none"/>
+        </w:rPr>
+      </w:pPr>
+      <w:proofErr w:type="spellStart"/>
       <w:r>
         <w:rPr>
           <w:rFonts w:ascii="Consolas" w:eastAsia="Times New Roman" w:hAnsi="Consolas" w:cs="Times New Roman"/>
@@ -11121,23 +10865,25 @@
           <w:kern w:val="0"/>
           <w:sz w:val="21"/>
           <w:szCs w:val="21"/>
-          <w:lang w:val="en-US" w:eastAsia="es-MX"/>
+          <w:lang w:eastAsia="es-MX"/>
           <w14:ligatures w14:val="none"/>
         </w:rPr>
         <w:t>void</w:t>
       </w:r>
-      <w:r>
-        <w:rPr>
-          <w:rFonts w:ascii="Consolas" w:eastAsia="Times New Roman" w:hAnsi="Consolas" w:cs="Times New Roman"/>
-          <w:color w:val="DAE3E3"/>
-          <w:kern w:val="0"/>
-          <w:sz w:val="21"/>
-          <w:szCs w:val="21"/>
-          <w:lang w:val="en-US" w:eastAsia="es-MX"/>
+      <w:proofErr w:type="spellEnd"/>
+      <w:r>
+        <w:rPr>
+          <w:rFonts w:ascii="Consolas" w:eastAsia="Times New Roman" w:hAnsi="Consolas" w:cs="Times New Roman"/>
+          <w:color w:val="DAE3E3"/>
+          <w:kern w:val="0"/>
+          <w:sz w:val="21"/>
+          <w:szCs w:val="21"/>
+          <w:lang w:eastAsia="es-MX"/>
           <w14:ligatures w14:val="none"/>
         </w:rPr>
         <w:t xml:space="preserve"> </w:t>
       </w:r>
+      <w:proofErr w:type="spellStart"/>
       <w:proofErr w:type="gramStart"/>
       <w:r>
         <w:rPr>
@@ -11146,19 +10892,20 @@
           <w:kern w:val="0"/>
           <w:sz w:val="21"/>
           <w:szCs w:val="21"/>
-          <w:lang w:val="en-US" w:eastAsia="es-MX"/>
+          <w:lang w:eastAsia="es-MX"/>
           <w14:ligatures w14:val="none"/>
         </w:rPr>
         <w:t>loop</w:t>
       </w:r>
-      <w:r>
-        <w:rPr>
-          <w:rFonts w:ascii="Consolas" w:eastAsia="Times New Roman" w:hAnsi="Consolas" w:cs="Times New Roman"/>
-          <w:color w:val="DAE3E3"/>
-          <w:kern w:val="0"/>
-          <w:sz w:val="21"/>
-          <w:szCs w:val="21"/>
-          <w:lang w:val="en-US" w:eastAsia="es-MX"/>
+      <w:proofErr w:type="spellEnd"/>
+      <w:r>
+        <w:rPr>
+          <w:rFonts w:ascii="Consolas" w:eastAsia="Times New Roman" w:hAnsi="Consolas" w:cs="Times New Roman"/>
+          <w:color w:val="DAE3E3"/>
+          <w:kern w:val="0"/>
+          <w:sz w:val="21"/>
+          <w:szCs w:val="21"/>
+          <w:lang w:eastAsia="es-MX"/>
           <w14:ligatures w14:val="none"/>
         </w:rPr>
         <w:t>(</w:t>
@@ -11171,7 +10918,7 @@
           <w:kern w:val="0"/>
           <w:sz w:val="21"/>
           <w:szCs w:val="21"/>
-          <w:lang w:val="en-US" w:eastAsia="es-MX"/>
+          <w:lang w:eastAsia="es-MX"/>
           <w14:ligatures w14:val="none"/>
         </w:rPr>
         <w:t>) {</w:t>
@@ -11198,7 +10945,7 @@
           <w:kern w:val="0"/>
           <w:sz w:val="21"/>
           <w:szCs w:val="21"/>
-          <w:lang w:val="en-US" w:eastAsia="es-MX"/>
+          <w:lang w:eastAsia="es-MX"/>
           <w14:ligatures w14:val="none"/>
         </w:rPr>
         <w:t xml:space="preserve">  </w:t>
@@ -11226,7 +10973,7 @@
           <w:kern w:val="0"/>
           <w:sz w:val="21"/>
           <w:szCs w:val="21"/>
-          <w:lang w:eastAsia="es-MX"/>
+          <w:lang w:val="en-US" w:eastAsia="es-MX"/>
           <w14:ligatures w14:val="none"/>
         </w:rPr>
       </w:pPr>
@@ -11242,7 +10989,6 @@
         </w:rPr>
         <w:t xml:space="preserve">  </w:t>
       </w:r>
-      <w:proofErr w:type="spellStart"/>
       <w:r>
         <w:rPr>
           <w:rFonts w:ascii="Consolas" w:eastAsia="Times New Roman" w:hAnsi="Consolas" w:cs="Times New Roman"/>
@@ -11250,20 +10996,19 @@
           <w:kern w:val="0"/>
           <w:sz w:val="21"/>
           <w:szCs w:val="21"/>
-          <w:lang w:eastAsia="es-MX"/>
+          <w:lang w:val="en-US" w:eastAsia="es-MX"/>
           <w14:ligatures w14:val="none"/>
         </w:rPr>
         <w:t>while</w:t>
       </w:r>
-      <w:proofErr w:type="spellEnd"/>
-      <w:r>
-        <w:rPr>
-          <w:rFonts w:ascii="Consolas" w:eastAsia="Times New Roman" w:hAnsi="Consolas" w:cs="Times New Roman"/>
-          <w:color w:val="DAE3E3"/>
-          <w:kern w:val="0"/>
-          <w:sz w:val="21"/>
-          <w:szCs w:val="21"/>
-          <w:lang w:eastAsia="es-MX"/>
+      <w:r>
+        <w:rPr>
+          <w:rFonts w:ascii="Consolas" w:eastAsia="Times New Roman" w:hAnsi="Consolas" w:cs="Times New Roman"/>
+          <w:color w:val="DAE3E3"/>
+          <w:kern w:val="0"/>
+          <w:sz w:val="21"/>
+          <w:szCs w:val="21"/>
+          <w:lang w:val="en-US" w:eastAsia="es-MX"/>
           <w14:ligatures w14:val="none"/>
         </w:rPr>
         <w:t xml:space="preserve"> (</w:t>
@@ -11277,7 +11022,7 @@
           <w:kern w:val="0"/>
           <w:sz w:val="21"/>
           <w:szCs w:val="21"/>
-          <w:lang w:eastAsia="es-MX"/>
+          <w:lang w:val="en-US" w:eastAsia="es-MX"/>
           <w14:ligatures w14:val="none"/>
         </w:rPr>
         <w:t>radio</w:t>
@@ -11289,7 +11034,7 @@
           <w:kern w:val="0"/>
           <w:sz w:val="21"/>
           <w:szCs w:val="21"/>
-          <w:lang w:eastAsia="es-MX"/>
+          <w:lang w:val="en-US" w:eastAsia="es-MX"/>
           <w14:ligatures w14:val="none"/>
         </w:rPr>
         <w:t>.</w:t>
@@ -11301,7 +11046,7 @@
           <w:kern w:val="0"/>
           <w:sz w:val="21"/>
           <w:szCs w:val="21"/>
-          <w:lang w:eastAsia="es-MX"/>
+          <w:lang w:val="en-US" w:eastAsia="es-MX"/>
           <w14:ligatures w14:val="none"/>
         </w:rPr>
         <w:t>available</w:t>
@@ -11315,11 +11060,25 @@
           <w:kern w:val="0"/>
           <w:sz w:val="21"/>
           <w:szCs w:val="21"/>
-          <w:lang w:eastAsia="es-MX"/>
-          <w14:ligatures w14:val="none"/>
-        </w:rPr>
-        <w:t>()) {</w:t>
-      </w:r>
+          <w:lang w:val="en-US" w:eastAsia="es-MX"/>
+          <w14:ligatures w14:val="none"/>
+        </w:rPr>
+        <w:t>(</w:t>
+      </w:r>
+      <w:proofErr w:type="gramStart"/>
+      <w:r>
+        <w:rPr>
+          <w:rFonts w:ascii="Consolas" w:eastAsia="Times New Roman" w:hAnsi="Consolas" w:cs="Times New Roman"/>
+          <w:color w:val="DAE3E3"/>
+          <w:kern w:val="0"/>
+          <w:sz w:val="21"/>
+          <w:szCs w:val="21"/>
+          <w:lang w:val="en-US" w:eastAsia="es-MX"/>
+          <w14:ligatures w14:val="none"/>
+        </w:rPr>
+        <w:t>)) {</w:t>
+      </w:r>
+      <w:proofErr w:type="gramEnd"/>
     </w:p>
     <w:p>
       <w:pPr>
@@ -11331,34 +11090,58 @@
           <w:kern w:val="0"/>
           <w:sz w:val="21"/>
           <w:szCs w:val="21"/>
-          <w:lang w:eastAsia="es-MX"/>
-          <w14:ligatures w14:val="none"/>
-        </w:rPr>
-      </w:pPr>
-      <w:r>
-        <w:rPr>
-          <w:rFonts w:ascii="Consolas" w:eastAsia="Times New Roman" w:hAnsi="Consolas" w:cs="Times New Roman"/>
-          <w:color w:val="DAE3E3"/>
-          <w:kern w:val="0"/>
-          <w:sz w:val="21"/>
-          <w:szCs w:val="21"/>
-          <w:lang w:eastAsia="es-MX"/>
+          <w:lang w:val="en-US" w:eastAsia="es-MX"/>
+          <w14:ligatures w14:val="none"/>
+        </w:rPr>
+      </w:pPr>
+      <w:r>
+        <w:rPr>
+          <w:rFonts w:ascii="Consolas" w:eastAsia="Times New Roman" w:hAnsi="Consolas" w:cs="Times New Roman"/>
+          <w:color w:val="DAE3E3"/>
+          <w:kern w:val="0"/>
+          <w:sz w:val="21"/>
+          <w:szCs w:val="21"/>
+          <w:lang w:val="en-US" w:eastAsia="es-MX"/>
           <w14:ligatures w14:val="none"/>
         </w:rPr>
         <w:t xml:space="preserve">    </w:t>
       </w:r>
+      <w:r>
+        <w:rPr>
+          <w:rFonts w:ascii="Consolas" w:eastAsia="Times New Roman" w:hAnsi="Consolas" w:cs="Times New Roman"/>
+          <w:color w:val="0CA1A6"/>
+          <w:kern w:val="0"/>
+          <w:sz w:val="21"/>
+          <w:szCs w:val="21"/>
+          <w:lang w:val="en-US" w:eastAsia="es-MX"/>
+          <w14:ligatures w14:val="none"/>
+        </w:rPr>
+        <w:t>int</w:t>
+      </w:r>
+      <w:r>
+        <w:rPr>
+          <w:rFonts w:ascii="Consolas" w:eastAsia="Times New Roman" w:hAnsi="Consolas" w:cs="Times New Roman"/>
+          <w:color w:val="DAE3E3"/>
+          <w:kern w:val="0"/>
+          <w:sz w:val="21"/>
+          <w:szCs w:val="21"/>
+          <w:lang w:val="en-US" w:eastAsia="es-MX"/>
+          <w14:ligatures w14:val="none"/>
+        </w:rPr>
+        <w:t xml:space="preserve"> </w:t>
+      </w:r>
       <w:proofErr w:type="spellStart"/>
       <w:r>
         <w:rPr>
           <w:rFonts w:ascii="Consolas" w:eastAsia="Times New Roman" w:hAnsi="Consolas" w:cs="Times New Roman"/>
-          <w:color w:val="0CA1A6"/>
-          <w:kern w:val="0"/>
-          <w:sz w:val="21"/>
-          <w:szCs w:val="21"/>
-          <w:lang w:eastAsia="es-MX"/>
-          <w14:ligatures w14:val="none"/>
-        </w:rPr>
-        <w:t>int</w:t>
+          <w:color w:val="DAE3E3"/>
+          <w:kern w:val="0"/>
+          <w:sz w:val="21"/>
+          <w:szCs w:val="21"/>
+          <w:lang w:val="en-US" w:eastAsia="es-MX"/>
+          <w14:ligatures w14:val="none"/>
+        </w:rPr>
+        <w:t>mensaje</w:t>
       </w:r>
       <w:proofErr w:type="spellEnd"/>
       <w:r>
@@ -11368,11 +11151,12 @@
           <w:kern w:val="0"/>
           <w:sz w:val="21"/>
           <w:szCs w:val="21"/>
-          <w:lang w:eastAsia="es-MX"/>
-          <w14:ligatures w14:val="none"/>
-        </w:rPr>
-        <w:t xml:space="preserve"> mensaje = </w:t>
-      </w:r>
+          <w:lang w:val="en-US" w:eastAsia="es-MX"/>
+          <w14:ligatures w14:val="none"/>
+        </w:rPr>
+        <w:t xml:space="preserve"> = </w:t>
+      </w:r>
+      <w:proofErr w:type="gramStart"/>
       <w:r>
         <w:rPr>
           <w:rFonts w:ascii="Consolas" w:eastAsia="Times New Roman" w:hAnsi="Consolas" w:cs="Times New Roman"/>
@@ -11380,7 +11164,7 @@
           <w:kern w:val="0"/>
           <w:sz w:val="21"/>
           <w:szCs w:val="21"/>
-          <w:lang w:eastAsia="es-MX"/>
+          <w:lang w:val="en-US" w:eastAsia="es-MX"/>
           <w14:ligatures w14:val="none"/>
         </w:rPr>
         <w:t>0</w:t>
@@ -11392,11 +11176,12 @@
           <w:kern w:val="0"/>
           <w:sz w:val="21"/>
           <w:szCs w:val="21"/>
-          <w:lang w:eastAsia="es-MX"/>
+          <w:lang w:val="en-US" w:eastAsia="es-MX"/>
           <w14:ligatures w14:val="none"/>
         </w:rPr>
         <w:t>;</w:t>
       </w:r>
+      <w:proofErr w:type="gramEnd"/>
     </w:p>
     <w:p>
       <w:pPr>
@@ -11419,7 +11204,7 @@
           <w:kern w:val="0"/>
           <w:sz w:val="21"/>
           <w:szCs w:val="21"/>
-          <w:lang w:eastAsia="es-MX"/>
+          <w:lang w:val="en-US" w:eastAsia="es-MX"/>
           <w14:ligatures w14:val="none"/>
         </w:rPr>
         <w:t xml:space="preserve">    </w:t>
@@ -12694,7 +12479,7 @@
           <w:szCs w:val="24"/>
         </w:rPr>
       </w:pPr>
-      <w:bookmarkStart w:id="7" w:name="_Toc224144352"/>
+      <w:bookmarkStart w:id="6" w:name="_Toc224146599"/>
       <w:r>
         <w:rPr>
           <w:rFonts w:ascii="Arial" w:eastAsiaTheme="minorHAnsi" w:hAnsi="Arial" w:cs="Arial"/>
@@ -12706,7 +12491,7 @@
         </w:rPr>
         <w:t>Procedimiento de prueba (paso a paso)</w:t>
       </w:r>
-      <w:bookmarkEnd w:id="7"/>
+      <w:bookmarkEnd w:id="6"/>
     </w:p>
     <w:p>
       <w:pPr>
@@ -12909,7 +12694,6 @@
       <w:r>
         <w:t>s el LED se apaga y dejan de llegar mensajes.</w:t>
       </w:r>
-      <w:bookmarkStart w:id="8" w:name="_Toc224144353"/>
     </w:p>
     <w:p>
       <w:pPr>
@@ -12928,6 +12712,7 @@
           <w:szCs w:val="24"/>
         </w:rPr>
       </w:pPr>
+      <w:bookmarkStart w:id="7" w:name="_Toc224146600"/>
       <w:r>
         <w:rPr>
           <w:rFonts w:ascii="Arial" w:eastAsiaTheme="minorHAnsi" w:hAnsi="Arial" w:cs="Arial"/>
@@ -12940,7 +12725,7 @@
         <w:lastRenderedPageBreak/>
         <w:t>Conclusiones personales</w:t>
       </w:r>
-      <w:bookmarkEnd w:id="8"/>
+      <w:bookmarkEnd w:id="7"/>
     </w:p>
     <w:p>
       <w:r>
@@ -13011,7 +12796,7 @@
           <w:szCs w:val="24"/>
         </w:rPr>
       </w:pPr>
-      <w:bookmarkStart w:id="9" w:name="_Toc224144354"/>
+      <w:bookmarkStart w:id="8" w:name="_Toc224146601"/>
       <w:r>
         <w:rPr>
           <w:rFonts w:ascii="Arial" w:eastAsiaTheme="minorHAnsi" w:hAnsi="Arial" w:cs="Arial"/>
@@ -13034,7 +12819,7 @@
         </w:rPr>
         <w:t>:</w:t>
       </w:r>
-      <w:bookmarkEnd w:id="9"/>
+      <w:bookmarkEnd w:id="8"/>
     </w:p>
     <w:p/>
     <w:p>
@@ -13049,7 +12834,7 @@
           <w:szCs w:val="24"/>
         </w:rPr>
       </w:pPr>
-      <w:bookmarkStart w:id="10" w:name="_Toc224144355"/>
+      <w:bookmarkStart w:id="9" w:name="_Toc224146602"/>
       <w:r>
         <w:rPr>
           <w:rFonts w:ascii="Arial" w:eastAsiaTheme="minorHAnsi" w:hAnsi="Arial" w:cs="Arial"/>
@@ -13072,7 +12857,7 @@
         </w:rPr>
         <w:t>:</w:t>
       </w:r>
-      <w:bookmarkEnd w:id="10"/>
+      <w:bookmarkEnd w:id="9"/>
     </w:p>
     <w:p>
       <w:pPr>
@@ -13104,7 +12889,7 @@
           <w:szCs w:val="24"/>
         </w:rPr>
       </w:pPr>
-      <w:bookmarkStart w:id="11" w:name="_Toc224144356"/>
+      <w:bookmarkStart w:id="10" w:name="_Toc224146603"/>
       <w:r>
         <w:rPr>
           <w:rFonts w:ascii="Arial" w:eastAsiaTheme="minorHAnsi" w:hAnsi="Arial" w:cs="Arial"/>
@@ -13117,10 +12902,13 @@
         <w:lastRenderedPageBreak/>
         <w:t>Evidencia fotos:</w:t>
       </w:r>
-      <w:bookmarkEnd w:id="11"/>
-    </w:p>
-    <w:p>
-      <w:r>
+      <w:bookmarkEnd w:id="10"/>
+    </w:p>
+    <w:p>
+      <w:r>
+        <w:rPr>
+          <w:noProof/>
+        </w:rPr>
         <w:drawing>
           <wp:inline distT="0" distB="0" distL="0" distR="0" wp14:anchorId="7A31790D" wp14:editId="2D2C0F9A">
             <wp:extent cx="1900721" cy="2530524"/>
@@ -13161,6 +12949,9 @@
         <w:t xml:space="preserve"> </w:t>
       </w:r>
       <w:r>
+        <w:rPr>
+          <w:noProof/>
+        </w:rPr>
         <w:drawing>
           <wp:inline distT="0" distB="0" distL="0" distR="0" wp14:anchorId="441207C5" wp14:editId="51604E60">
             <wp:extent cx="2124115" cy="2511083"/>
@@ -13201,6 +12992,9 @@
         <w:t xml:space="preserve"> </w:t>
       </w:r>
       <w:r>
+        <w:rPr>
+          <w:noProof/>
+        </w:rPr>
         <w:drawing>
           <wp:inline distT="0" distB="0" distL="0" distR="0" wp14:anchorId="59E8FADE" wp14:editId="0EF9B1E2">
             <wp:extent cx="1985560" cy="2561493"/>
@@ -13241,6 +13035,7 @@
         <w:rPr>
           <w:b/>
           <w:bCs/>
+          <w:noProof/>
         </w:rPr>
         <w:drawing>
           <wp:inline distT="0" distB="0" distL="0" distR="0" wp14:anchorId="08B82410" wp14:editId="1A470C0F">
@@ -15944,6 +15739,7 @@
   <w:style w:type="character" w:default="1" w:styleId="Fuentedeprrafopredeter">
     <w:name w:val="Default Paragraph Font"/>
     <w:uiPriority w:val="1"/>
+    <w:semiHidden/>
     <w:unhideWhenUsed/>
   </w:style>
   <w:style w:type="table" w:default="1" w:styleId="Tablanormal">
